--- a/第1次-大数据2班-202414870217-王明宇.docx
+++ b/第1次-大数据2班-202414870217-王明宇.docx
@@ -1302,7 +1302,7 @@
                 <w:b w:val="0"/>
                 <w:sz w:val="24"/>
               </w:rPr>
-              <w:t>2) 创建特殊集合：固定集合 book_logs（capped, 1MB=1048576字节, max=1000）；时间序列集合 borrow_logs（timeField=borrow_date, granularity=hours, expireAfterSeconds=63072000）；视图 book_in_stock（stock&gt;0）。</w:t>
+              <w:t>2) 创建特殊集合：固定集合 book_logs（capped, 1MB=1048576字节, max=1000）；时间序列集合 borrow_logs（timeField=borrow_date, granularity=hours, expireAfterSeconds=157680000（5年））；视图 book_in_stock（stock&gt;0）。</w:t>
             </w:r>
           </w:p>
           <w:p>
@@ -1496,7 +1496,7 @@
                 <w:b w:val="0"/>
                 <w:sz w:val="24"/>
               </w:rPr>
-              <w:t>删除：D1 deleteOne 删除一条已归还记录；D2 先 countDocuments 预览逾期数量（5条，2023年旧记录已被TTL清理）再 deleteMany 清理；D3 replaceOne 整体替换一位读者文档。</w:t>
+              <w:t>删除：D1 deleteOne 删除一条已归还记录；D2 先 countDocuments 预览逾期数量（13条）再 deleteMany 清理；D3 replaceOne 整体替换一位读者文档。</w:t>
             </w:r>
           </w:p>
           <w:p>
@@ -1902,20 +1902,20 @@
                 <w:b w:val="0"/>
                 <w:sz w:val="24"/>
               </w:rPr>
-              <w:t>A6 按年借阅量（$year+$dateToString）：2024=6、2025=14（时间序列集合TTL自动清理了2023年旧记录）；A7 借阅次数前5读者；</w:t>
-            </w:r>
-          </w:p>
-          <w:p>
-            <w:pPr>
-              <w:spacing w:line="360" w:lineRule="auto"/>
-            </w:pPr>
-            <w:r>
-              <w:rPr>
-                <w:rFonts w:ascii="Times New Roman" w:hAnsi="Times New Roman" w:eastAsia="宋体"/>
-                <w:b w:val="0"/>
-                <w:sz w:val="24"/>
-              </w:rPr>
-              <w:t>A8 关联读者与流水产出学院借阅排行（$lookup）：数学、经管、计算机、文学院各4次并列居首；</w:t>
+              <w:t>A6 按年借阅量（$year+$dateToString）：2023=15、2024=23、2025=14（5年保留期全部保留）；A7 借阅次数前5读者；</w:t>
+            </w:r>
+          </w:p>
+          <w:p>
+            <w:pPr>
+              <w:spacing w:line="360" w:lineRule="auto"/>
+            </w:pPr>
+            <w:r>
+              <w:rPr>
+                <w:rFonts w:ascii="Times New Roman" w:hAnsi="Times New Roman" w:eastAsia="宋体"/>
+                <w:b w:val="0"/>
+                <w:sz w:val="24"/>
+              </w:rPr>
+              <w:t>A8 关联读者与流水产出学院借阅排行（$lookup）：计算机学院13居首；</w:t>
             </w:r>
           </w:p>
           <w:p>
